--- a/documentacion/Documentacion_Tecnica_HwangHon_v0_1_4.docx
+++ b/documentacion/Documentacion_Tecnica_HwangHon_v0_1_4.docx
@@ -16811,7 +16811,7 @@
                 <w:color w:val="000000"/>
                 <w:sz w:val="19"/>
               </w:rPr>
-              <w:t>Nulo hasta completar; si es verdadero, actualiza deportista.grado_actual (RN-2.5).</w:t>
+              <w:t>Nulo hasta completar; PROPUESTA: si es verdadero, actualiza deportista.grado_actual (RN-10.3).</w:t>
             </w:r>
           </w:p>
         </w:tc>
